--- a/docs/assets/docs/05b_Nemelt_zovshoorol.docx
+++ b/docs/assets/docs/05b_Nemelt_zovshoorol.docx
@@ -53,7 +53,7 @@
           <w:i/>
           <w:sz w:val="17"/>
         </w:rPr>
-        <w:t>«Ангийн аварга – CS2 2026» · цахим бүртгэлийн систем, шууд дамжуулалт (Хүний хувийн мэдээлэл хамгаалах тухай хуулийн 8 дугаар зүйл, Хүүхэд хамгааллын тухай хуулийн 9¹.1)</w:t>
+        <w:t>«Сургуулийн аварга – CS2 2026» · цахим бүртгэлийн систем, шууд дамжуулалт (Хүний хувийн мэдээлэл хамгаалах тухай хуулийн 8 дугаар зүйл, Хүүхэд хамгааллын тухай хуулийн 9¹.1)</w:t>
       </w:r>
     </w:p>
     <w:p>
@@ -126,13 +126,13 @@
         <w:tblLook w:firstColumn="1" w:firstRow="1" w:lastColumn="0" w:lastRow="0" w:noHBand="0" w:noVBand="1" w:val="04A0"/>
       </w:tblPr>
       <w:tblGrid>
-        <w:gridCol w:w="2041"/>
-        <w:gridCol w:w="8165"/>
+        <w:gridCol w:w="1814"/>
+        <w:gridCol w:w="8392"/>
       </w:tblGrid>
       <w:tr>
         <w:tc>
           <w:tcPr>
-            <w:tcW w:type="dxa" w:w="2041"/>
+            <w:tcW w:type="dxa" w:w="1814"/>
             <w:vAlign w:val="center"/>
           </w:tcPr>
           <w:p>
@@ -153,7 +153,7 @@
         </w:tc>
         <w:tc>
           <w:tcPr>
-            <w:tcW w:type="dxa" w:w="8164"/>
+            <w:tcW w:type="dxa" w:w="8391"/>
             <w:vAlign w:val="center"/>
           </w:tcPr>
           <w:p>
@@ -176,7 +176,7 @@
       <w:tr>
         <w:tc>
           <w:tcPr>
-            <w:tcW w:type="dxa" w:w="2041"/>
+            <w:tcW w:type="dxa" w:w="1814"/>
             <w:vAlign w:val="center"/>
           </w:tcPr>
           <w:p>
@@ -197,7 +197,7 @@
         </w:tc>
         <w:tc>
           <w:tcPr>
-            <w:tcW w:type="dxa" w:w="8164"/>
+            <w:tcW w:type="dxa" w:w="8391"/>
             <w:vAlign w:val="center"/>
           </w:tcPr>
           <w:p>
@@ -220,7 +220,7 @@
       <w:tr>
         <w:tc>
           <w:tcPr>
-            <w:tcW w:type="dxa" w:w="2041"/>
+            <w:tcW w:type="dxa" w:w="1814"/>
             <w:vAlign w:val="center"/>
           </w:tcPr>
           <w:p>
@@ -241,7 +241,7 @@
         </w:tc>
         <w:tc>
           <w:tcPr>
-            <w:tcW w:type="dxa" w:w="8164"/>
+            <w:tcW w:type="dxa" w:w="8391"/>
             <w:vAlign w:val="center"/>
           </w:tcPr>
           <w:p>
@@ -255,56 +255,8 @@
                 <w:b w:val="0"/>
                 <w:i w:val="0"/>
                 <w:sz w:val="17"/>
-                <w:highlight w:val="yellow"/>
               </w:rPr>
-              <w:t>[Сургуулийн нэр]</w:t>
-            </w:r>
-            <w:r>
-              <w:rPr>
-                <w:rFonts w:ascii="Arial" w:hAnsi="Arial" w:cs="Arial" w:eastAsia="Arial"/>
-                <w:b w:val="0"/>
-                <w:i w:val="0"/>
-                <w:sz w:val="17"/>
-              </w:rPr>
-              <w:t xml:space="preserve">. Холбоо барих: </w:t>
-            </w:r>
-            <w:r>
-              <w:rPr>
-                <w:rFonts w:ascii="Arial" w:hAnsi="Arial" w:cs="Arial" w:eastAsia="Arial"/>
-                <w:b w:val="0"/>
-                <w:i w:val="0"/>
-                <w:sz w:val="17"/>
-                <w:highlight w:val="yellow"/>
-              </w:rPr>
-              <w:t>[Зохион байгуулагч багшийн нэр]</w:t>
-            </w:r>
-            <w:r>
-              <w:rPr>
-                <w:rFonts w:ascii="Arial" w:hAnsi="Arial" w:cs="Arial" w:eastAsia="Arial"/>
-                <w:b w:val="0"/>
-                <w:i w:val="0"/>
-                <w:sz w:val="17"/>
-              </w:rPr>
-              <w:t xml:space="preserve">, утас </w:t>
-            </w:r>
-            <w:r>
-              <w:rPr>
-                <w:rFonts w:ascii="Arial" w:hAnsi="Arial" w:cs="Arial" w:eastAsia="Arial"/>
-                <w:b w:val="0"/>
-                <w:i w:val="0"/>
-                <w:sz w:val="17"/>
-                <w:highlight w:val="yellow"/>
-              </w:rPr>
-              <w:t>[Утас]</w:t>
-            </w:r>
-            <w:r>
-              <w:rPr>
-                <w:rFonts w:ascii="Arial" w:hAnsi="Arial" w:cs="Arial" w:eastAsia="Arial"/>
-                <w:b w:val="0"/>
-                <w:i w:val="0"/>
-                <w:sz w:val="17"/>
-              </w:rPr>
-              <w:t xml:space="preserve">, и-мэйл </w:t>
+              <w:t xml:space="preserve">Octolearn London School. Холбоо барих: зохион байгуулагч А.Мөнгөншагай, утас 60114971, 94741053, и-мэйл </w:t>
             </w:r>
             <w:r>
               <w:rPr>
@@ -331,7 +283,7 @@
       <w:tr>
         <w:tc>
           <w:tcPr>
-            <w:tcW w:type="dxa" w:w="2041"/>
+            <w:tcW w:type="dxa" w:w="1814"/>
             <w:vAlign w:val="center"/>
           </w:tcPr>
           <w:p>
@@ -352,7 +304,7 @@
         </w:tc>
         <w:tc>
           <w:tcPr>
-            <w:tcW w:type="dxa" w:w="8164"/>
+            <w:tcW w:type="dxa" w:w="8391"/>
             <w:vAlign w:val="center"/>
           </w:tcPr>
           <w:p>
@@ -402,7 +354,7 @@
       <w:tr>
         <w:tc>
           <w:tcPr>
-            <w:tcW w:type="dxa" w:w="2041"/>
+            <w:tcW w:type="dxa" w:w="1814"/>
             <w:vAlign w:val="center"/>
           </w:tcPr>
           <w:p>
@@ -423,7 +375,7 @@
         </w:tc>
         <w:tc>
           <w:tcPr>
-            <w:tcW w:type="dxa" w:w="8164"/>
+            <w:tcW w:type="dxa" w:w="8391"/>
             <w:vAlign w:val="center"/>
           </w:tcPr>
           <w:p>
@@ -464,7 +416,7 @@
       <w:tr>
         <w:tc>
           <w:tcPr>
-            <w:tcW w:type="dxa" w:w="2041"/>
+            <w:tcW w:type="dxa" w:w="1814"/>
             <w:vAlign w:val="center"/>
           </w:tcPr>
           <w:p>
@@ -485,7 +437,7 @@
         </w:tc>
         <w:tc>
           <w:tcPr>
-            <w:tcW w:type="dxa" w:w="8164"/>
+            <w:tcW w:type="dxa" w:w="8391"/>
             <w:vAlign w:val="center"/>
           </w:tcPr>
           <w:p>
@@ -544,7 +496,7 @@
       <w:tr>
         <w:tc>
           <w:tcPr>
-            <w:tcW w:type="dxa" w:w="2041"/>
+            <w:tcW w:type="dxa" w:w="1814"/>
             <w:vAlign w:val="center"/>
           </w:tcPr>
           <w:p>
@@ -565,7 +517,7 @@
         </w:tc>
         <w:tc>
           <w:tcPr>
-            <w:tcW w:type="dxa" w:w="8164"/>
+            <w:tcW w:type="dxa" w:w="8391"/>
             <w:vAlign w:val="center"/>
           </w:tcPr>
           <w:p>
@@ -687,26 +639,7 @@
           <w:i/>
           <w:sz w:val="17"/>
         </w:rPr>
-        <w:t>-ийн проектороор үзүүлж, сургуулийн албан ёсны Facebook хуудас «</w:t>
-      </w:r>
-      <w:r>
-        <w:rPr>
-          <w:rFonts w:ascii="Arial" w:hAnsi="Arial" w:cs="Arial" w:eastAsia="Arial"/>
-          <w:b w:val="0"/>
-          <w:i/>
-          <w:sz w:val="17"/>
-          <w:highlight w:val="yellow"/>
-        </w:rPr>
-        <w:t>[Facebook хуудасны нэр]</w:t>
-      </w:r>
-      <w:r>
-        <w:rPr>
-          <w:rFonts w:ascii="Arial" w:hAnsi="Arial" w:cs="Arial" w:eastAsia="Arial"/>
-          <w:b w:val="0"/>
-          <w:i/>
-          <w:sz w:val="17"/>
-        </w:rPr>
-        <w:t xml:space="preserve">»-нд 2026.10.24–25-нд нээлттэй шууд дамжуулна: зөвхөн тоглоомын дүрс (90 секундын саатал), тайлбарлагчийн дуу; тоглогчийн царай, дуу хоолой, овог нэр гарахгүй; бичлэгийг хуудаснаас 2026.11.01-ний дотор устгана. Маягт 05-ын өмнөх 3-р сонголтыг доорх 3а–3в-ээр орлуулна; энэ хэсгийг бөглөөгүй бол 3а-г өмнөх 3-р сонголтоор тооцож, 3б, 3в-г </w:t>
+        <w:t xml:space="preserve">-ийн проектороор үзүүлж, сургуулийн албан ёсны Facebook хуудас «Octolearn London School»-д 2026.10.24–25-нд нээлттэй шууд дамжуулна: зөвхөн тоглоомын дүрс (90 секундын саатал), тайлбарлагчийн дуу; тоглогчийн царай, дуу хоолой, овог нэр гарахгүй; бичлэгийг хуудаснаас 2026.11.01-ний дотор устгана. Маягт 05-ын өмнөх 3-р сонголтыг доорх 3а–3в-ээр орлуулна; энэ хэсгийг бөглөөгүй бол 3а-г өмнөх 3-р сонголтоор тооцож, 3б, 3в-г </w:t>
       </w:r>
       <w:r>
         <w:rPr>
@@ -988,26 +921,7 @@
                 <w:i w:val="0"/>
                 <w:sz w:val="17"/>
               </w:rPr>
-              <w:t>Хүүхдийн тоглолт, Steam нэр (царай, дуу хоолой, жинхэнэ нэргүй) сургуулийн албан ёсны Facebook хуудас «</w:t>
-            </w:r>
-            <w:r>
-              <w:rPr>
-                <w:rFonts w:ascii="Arial" w:hAnsi="Arial" w:cs="Arial" w:eastAsia="Arial"/>
-                <w:b w:val="0"/>
-                <w:i w:val="0"/>
-                <w:sz w:val="17"/>
-                <w:highlight w:val="yellow"/>
-              </w:rPr>
-              <w:t>[Facebook хуудасны нэр]</w:t>
-            </w:r>
-            <w:r>
-              <w:rPr>
-                <w:rFonts w:ascii="Arial" w:hAnsi="Arial" w:cs="Arial" w:eastAsia="Arial"/>
-                <w:b w:val="0"/>
-                <w:i w:val="0"/>
-                <w:sz w:val="17"/>
-              </w:rPr>
-              <w:t>»-нд 2026.10.24–25-нд нээлттэй шууд дамжуулалтаар харагдах; платформ Meta Platforms, Inc. (мэдээлэл гадаад серверээр дамжина); бичлэгийг 2026.11.01-ний дотор хуудаснаас устгана</w:t>
+              <w:t>Хүүхдийн тоглолт, Steam нэр (царай, дуу хоолой, жинхэнэ нэргүй) сургуулийн албан ёсны Facebook хуудас «Octolearn London School»-д 2026.10.24–25-нд нээлттэй шууд дамжуулалтаар харагдах; платформ Meta Platforms, Inc. (мэдээлэл гадаад серверээр дамжина); бичлэгийг 2026.11.01-ний дотор хуудаснаас устгана</w:t>
             </w:r>
           </w:p>
         </w:tc>
@@ -1248,7 +1162,7 @@
           <w:i w:val="0"/>
           <w:sz w:val="19"/>
         </w:rPr>
-        <w:t>2026.10.21 (Лхагва) 17:00</w:t>
+        <w:t>2026.10.23 (Баасан) 17:00</w:t>
       </w:r>
       <w:r>
         <w:rPr>
@@ -1335,8 +1249,9 @@
     </w:p>
     <w:sectPr>
       <w:footerReference w:type="default" r:id="rId9"/>
+      <w:headerReference w:type="default" r:id="rId10"/>
       <w:pgSz w:w="11906" w:h="16838"/>
-      <w:pgMar w:top="624" w:right="680" w:bottom="567" w:left="1020" w:header="720" w:footer="397" w:gutter="0"/>
+      <w:pgMar w:top="624" w:right="680" w:bottom="567" w:left="1020" w:header="187" w:footer="397" w:gutter="0"/>
       <w:cols w:space="720"/>
       <w:docGrid w:linePitch="360"/>
     </w:sectPr>
@@ -1362,6 +1277,60 @@
     </w:r>
   </w:p>
 </w:ftr>
+</file>
+
+<file path=word/header1.xml><?xml version="1.0" encoding="utf-8"?>
+<w:hdr xmlns:m="http://schemas.openxmlformats.org/officeDocument/2006/math" xmlns:mc="http://schemas.openxmlformats.org/markup-compatibility/2006" xmlns:mo="http://schemas.microsoft.com/office/mac/office/2008/main" xmlns:mv="urn:schemas-microsoft-com:mac:vml" xmlns:o="urn:schemas-microsoft-com:office:office" xmlns:r="http://schemas.openxmlformats.org/officeDocument/2006/relationships" xmlns:v="urn:schemas-microsoft-com:vml" xmlns:w10="urn:schemas-microsoft-com:office:word" xmlns:w14="http://schemas.microsoft.com/office/word/2010/wordml" xmlns:w="http://schemas.openxmlformats.org/wordprocessingml/2006/main" xmlns:wne="http://schemas.microsoft.com/office/word/2006/wordml" xmlns:wp14="http://schemas.microsoft.com/office/word/2010/wordprocessingDrawing" xmlns:wp="http://schemas.openxmlformats.org/drawingml/2006/wordprocessingDrawing" xmlns:wpc="http://schemas.microsoft.com/office/word/2010/wordprocessingCanvas" xmlns:wpg="http://schemas.microsoft.com/office/word/2010/wordprocessingGroup" xmlns:wpi="http://schemas.microsoft.com/office/word/2010/wordprocessingInk" xmlns:wps="http://schemas.microsoft.com/office/word/2010/wordprocessingShape" mc:Ignorable="w14 wp14">
+  <w:p>
+    <w:pPr>
+      <w:pStyle w:val="Header"/>
+      <w:spacing w:before="0" w:after="0" w:line="240" w:lineRule="auto"/>
+      <w:jc w:val="left"/>
+    </w:pPr>
+    <w:r>
+      <w:drawing>
+        <wp:inline xmlns:a="http://schemas.openxmlformats.org/drawingml/2006/main" xmlns:pic="http://schemas.openxmlformats.org/drawingml/2006/picture">
+          <wp:extent cx="205200" cy="205200"/>
+          <wp:docPr id="1" name="Picture 1"/>
+          <wp:cNvGraphicFramePr>
+            <a:graphicFrameLocks noChangeAspect="1"/>
+          </wp:cNvGraphicFramePr>
+          <a:graphic>
+            <a:graphicData uri="http://schemas.openxmlformats.org/drawingml/2006/picture">
+              <pic:pic>
+                <pic:nvPicPr>
+                  <pic:cNvPr id="0" name="logo.png"/>
+                  <pic:cNvPicPr/>
+                </pic:nvPicPr>
+                <pic:blipFill>
+                  <a:blip r:embed="rId1"/>
+                  <a:stretch>
+                    <a:fillRect/>
+                  </a:stretch>
+                </pic:blipFill>
+                <pic:spPr>
+                  <a:xfrm>
+                    <a:off x="0" y="0"/>
+                    <a:ext cx="205200" cy="205200"/>
+                  </a:xfrm>
+                  <a:prstGeom prst="rect"/>
+                </pic:spPr>
+              </pic:pic>
+            </a:graphicData>
+          </a:graphic>
+        </wp:inline>
+      </w:drawing>
+    </w:r>
+    <w:r>
+      <w:rPr>
+        <w:rFonts w:ascii="Arial" w:hAnsi="Arial" w:cs="Arial" w:eastAsia="Arial"/>
+        <w:color w:val="6B7280"/>
+        <w:sz w:val="16"/>
+      </w:rPr>
+      <w:t xml:space="preserve">   Octolearn London School  ·  Сургуулийн аварга – CS2 2026</w:t>
+    </w:r>
+  </w:p>
+</w:hdr>
 </file>
 
 <file path=word/numbering.xml><?xml version="1.0" encoding="utf-8"?>

--- a/docs/assets/docs/05b_Nemelt_zovshoorol.docx
+++ b/docs/assets/docs/05b_Nemelt_zovshoorol.docx
@@ -256,7 +256,7 @@
                 <w:i w:val="0"/>
                 <w:sz w:val="17"/>
               </w:rPr>
-              <w:t xml:space="preserve">Octolearn London School. Холбоо барих: зохион байгуулагч А.Мөнгөншагай, утас 60114971, 94741053, и-мэйл </w:t>
+              <w:t xml:space="preserve">Octolearn London School. Холбоо барих: зохион байгуулагч, мэдээллийн технологийн багш А.Мөнгөншагай (утас 60114971, 94741053), и-мэйл </w:t>
             </w:r>
             <w:r>
               <w:rPr>
@@ -275,7 +275,7 @@
                 <w:i w:val="0"/>
                 <w:sz w:val="17"/>
               </w:rPr>
-              <w:t>.</w:t>
+              <w:t>; зөвшөөрөл, хүүхэд хамгаалал — нийгмийн ажилтан Г.Энхнаран.</w:t>
             </w:r>
           </w:p>
         </w:tc>
@@ -620,26 +620,7 @@
           <w:i/>
           <w:sz w:val="17"/>
         </w:rPr>
-        <w:t xml:space="preserve">Тоглолтыг </w:t>
-      </w:r>
-      <w:r>
-        <w:rPr>
-          <w:rFonts w:ascii="Arial" w:hAnsi="Arial" w:cs="Arial" w:eastAsia="Arial"/>
-          <w:b w:val="0"/>
-          <w:i/>
-          <w:sz w:val="17"/>
-          <w:highlight w:val="yellow"/>
-        </w:rPr>
-        <w:t>[Танхимын нэр]</w:t>
-      </w:r>
-      <w:r>
-        <w:rPr>
-          <w:rFonts w:ascii="Arial" w:hAnsi="Arial" w:cs="Arial" w:eastAsia="Arial"/>
-          <w:b w:val="0"/>
-          <w:i/>
-          <w:sz w:val="17"/>
-        </w:rPr>
-        <w:t xml:space="preserve">-ийн проектороор үзүүлж, сургуулийн албан ёсны Facebook хуудас «Octolearn London School»-д 2026.10.24–25-нд нээлттэй шууд дамжуулна: зөвхөн тоглоомын дүрс (90 секундын саатал), тайлбарлагчийн дуу; тоглогчийн царай, дуу хоолой, овог нэр гарахгүй; бичлэгийг хуудаснаас 2026.11.01-ний дотор устгана. Маягт 05-ын өмнөх 3-р сонголтыг доорх 3а–3в-ээр орлуулна; энэ хэсгийг бөглөөгүй бол 3а-г өмнөх 3-р сонголтоор тооцож, 3б, 3в-г </w:t>
+        <w:t xml:space="preserve">Тоглолтыг Урлагийн заалын LED дэлгэцээр үзүүлж, сургуулийн албан ёсны Facebook хуудас «Octolearn London School»-д 2026.10.24–25-нд нээлттэй шууд дамжуулна: зөвхөн тоглоомын дүрс (90 секундын саатал), тайлбарлагчийн дуу; тоглогчийн царай, дуу хоолой, овог нэр гарахгүй; бичлэгийг хуудаснаас 2026.11.01-ний дотор устгана. Маягт 05-ын өмнөх 3-р сонголтыг доорх 3а–3в-ээр орлуулна; энэ хэсгийг бөглөөгүй бол 3а-г өмнөх 3-р сонголтоор тооцож, 3б, 3в-г </w:t>
       </w:r>
       <w:r>
         <w:rPr>
@@ -812,26 +793,7 @@
                 <w:i w:val="0"/>
                 <w:sz w:val="17"/>
               </w:rPr>
-              <w:t xml:space="preserve">Хүүхдийн тоглолт, Steam нэр </w:t>
-            </w:r>
-            <w:r>
-              <w:rPr>
-                <w:rFonts w:ascii="Arial" w:hAnsi="Arial" w:cs="Arial" w:eastAsia="Arial"/>
-                <w:b w:val="0"/>
-                <w:i w:val="0"/>
-                <w:sz w:val="17"/>
-                <w:highlight w:val="yellow"/>
-              </w:rPr>
-              <w:t>[Танхимын нэр]</w:t>
-            </w:r>
-            <w:r>
-              <w:rPr>
-                <w:rFonts w:ascii="Arial" w:hAnsi="Arial" w:cs="Arial" w:eastAsia="Arial"/>
-                <w:b w:val="0"/>
-                <w:i w:val="0"/>
-                <w:sz w:val="17"/>
-              </w:rPr>
-              <w:t>-ийн проектор дээр харагдах</w:t>
+              <w:t>Хүүхдийн тоглолт, Steam нэр Урлагийн заалын LED дэлгэц дээр харагдах</w:t>
             </w:r>
           </w:p>
         </w:tc>
@@ -1171,7 +1133,7 @@
           <w:i w:val="0"/>
           <w:sz w:val="19"/>
         </w:rPr>
-        <w:t xml:space="preserve"> цагаас өмнө анги удирдсан багшид хүлээлгэн өгнө үү. </w:t>
+        <w:t xml:space="preserve"> цагаас өмнө анги удирдсан багшид хүлээлгэн өгнө үү; анги удирдсан багш нийгмийн ажилтан Г.Энхнаранд шилжүүлнэ. </w:t>
       </w:r>
       <w:r>
         <w:rPr>
@@ -1236,7 +1198,7 @@
                 <w:i w:val="0"/>
                 <w:sz w:val="18"/>
               </w:rPr>
-              <w:t>Системд тэмдэглэсэн (зохион байгуулагч): ☐ 05б  ☐ 3б «Үгүй» → хоч нэр: «........ | ........................»</w:t>
+              <w:t>Системд тэмдэглэсэн (нийгмийн ажилтан Г.Энхнаран): ☐ 05б  ☐ 3б «Үгүй» → хоч нэр: «........ | ........................»</w:t>
             </w:r>
           </w:p>
         </w:tc>
